--- a/Coding 2 - year/Unit 1 - Data Structures/Daily Lesson Plans/Word/Day 4.docx
+++ b/Coding 2 - year/Unit 1 - Data Structures/Daily Lesson Plans/Word/Day 4.docx
@@ -50,12 +50,15 @@
               </w:rPr>
               <w:t xml:space="preserve">Coding II — Full Year</w:t>
             </w:r>
-          </w:p>
-          <w:p>
-            <w:pPr>
-              <w:spacing w:before="40"/>
-              <w:jc w:val="center"/>
-            </w:pPr>
+            <w:r>
+              <w:rPr>
+                <w:rFonts w:ascii="Arial" w:cs="Arial" w:eastAsia="Arial" w:hAnsi="Arial"/>
+                <w:sz w:val="16"/>
+                <w:szCs w:val="16"/>
+              </w:rPr>
+              <w:br/>
+              <w:t xml:space="preserve"/>
+            </w:r>
             <w:r>
               <w:rPr>
                 <w:rFonts w:ascii="Arial" w:cs="Arial" w:eastAsia="Arial" w:hAnsi="Arial"/>
@@ -83,7 +86,7 @@
           <w:rFonts w:ascii="Arial" w:cs="Arial" w:eastAsia="Arial" w:hAnsi="Arial"/>
           <w:b/>
           <w:bCs/>
-          <w:color w:val="0D3B1F"/>
+          <w:color w:val="1B7A4A"/>
           <w:sz w:val="32"/>
           <w:szCs w:val="32"/>
         </w:rPr>
@@ -261,9 +264,9 @@
               <w:right w:val="single" w:color="CCCCCC" w:sz="1"/>
             </w:tcBorders>
             <w:tcMar>
-              <w:top w:type="dxa" w:w="60"/>
+              <w:top w:type="dxa" w:w="80"/>
               <w:left w:type="dxa" w:w="120"/>
-              <w:bottom w:type="dxa" w:w="60"/>
+              <w:bottom w:type="dxa" w:w="80"/>
               <w:right w:type="dxa" w:w="120"/>
             </w:tcMar>
           </w:tcPr>
@@ -290,20 +293,213 @@
               <w:right w:val="single" w:color="CCCCCC" w:sz="1"/>
             </w:tcBorders>
             <w:tcMar>
-              <w:top w:type="dxa" w:w="60"/>
+              <w:top w:type="dxa" w:w="80"/>
               <w:left w:type="dxa" w:w="120"/>
-              <w:bottom w:type="dxa" w:w="60"/>
+              <w:bottom w:type="dxa" w:w="80"/>
               <w:right w:type="dxa" w:w="120"/>
             </w:tcMar>
           </w:tcPr>
           <w:p>
-            <w:r>
-              <w:rPr>
-                <w:rFonts w:ascii="Arial" w:cs="Arial" w:eastAsia="Arial" w:hAnsi="Arial"/>
-                <w:sz w:val="20"/>
-                <w:szCs w:val="20"/>
+            <w:pPr>
+              <w:spacing w:after="80" w:before="80"/>
+            </w:pPr>
+            <w:r>
+              <w:rPr>
+                <w:rFonts w:ascii="Arial" w:cs="Arial" w:eastAsia="Arial" w:hAnsi="Arial"/>
+                <w:b/>
+                <w:bCs/>
+                <w:i w:val="false"/>
+                <w:iCs w:val="false"/>
+                <w:color w:val="000000"/>
+                <w:sz w:val="22"/>
+                <w:szCs w:val="22"/>
               </w:rPr>
               <w:t xml:space="preserve">Bell Ringer / Review</w:t>
+            </w:r>
+            <w:r>
+              <w:rPr>
+                <w:rFonts w:ascii="Arial" w:cs="Arial" w:eastAsia="Arial" w:hAnsi="Arial"/>
+                <w:sz w:val="20"/>
+                <w:szCs w:val="20"/>
+              </w:rPr>
+              <w:br/>
+              <w:t xml:space="preserve"/>
+            </w:r>
+            <w:r>
+              <w:rPr>
+                <w:rFonts w:ascii="Arial" w:cs="Arial" w:eastAsia="Arial" w:hAnsi="Arial"/>
+                <w:sz w:val="20"/>
+                <w:szCs w:val="20"/>
+              </w:rPr>
+              <w:br/>
+              <w:t xml:space="preserve"/>
+            </w:r>
+            <w:r>
+              <w:rPr>
+                <w:rFonts w:ascii="Arial" w:cs="Arial" w:eastAsia="Arial" w:hAnsi="Arial"/>
+                <w:b/>
+                <w:bCs/>
+                <w:i w:val="false"/>
+                <w:iCs w:val="false"/>
+                <w:color w:val="000000"/>
+                <w:sz w:val="20"/>
+                <w:szCs w:val="20"/>
+              </w:rPr>
+              <w:t xml:space="preserve">Quick Write </w:t>
+            </w:r>
+            <w:r>
+              <w:rPr>
+                <w:rFonts w:ascii="Arial" w:cs="Arial" w:eastAsia="Arial" w:hAnsi="Arial"/>
+                <w:b w:val="false"/>
+                <w:bCs w:val="false"/>
+                <w:i w:val="false"/>
+                <w:iCs w:val="false"/>
+                <w:color w:val="000000"/>
+                <w:sz w:val="20"/>
+                <w:szCs w:val="20"/>
+              </w:rPr>
+              <w:t xml:space="preserve">(3 min — written or verbal):</w:t>
+            </w:r>
+            <w:r>
+              <w:rPr>
+                <w:rFonts w:ascii="Arial" w:cs="Arial" w:eastAsia="Arial" w:hAnsi="Arial"/>
+                <w:sz w:val="20"/>
+                <w:szCs w:val="20"/>
+              </w:rPr>
+              <w:br/>
+              <w:t xml:space="preserve"/>
+            </w:r>
+            <w:r>
+              <w:rPr>
+                <w:rFonts w:ascii="Arial" w:cs="Arial" w:eastAsia="Arial" w:hAnsi="Arial"/>
+                <w:b w:val="false"/>
+                <w:bCs w:val="false"/>
+                <w:i w:val="false"/>
+                <w:iCs w:val="false"/>
+                <w:color w:val="000000"/>
+                <w:sz w:val="20"/>
+                <w:szCs w:val="20"/>
+              </w:rPr>
+              <w:t xml:space="preserve">    What do you already know about how to use list methods and iterate through lists with loops?</w:t>
+            </w:r>
+            <w:r>
+              <w:rPr>
+                <w:rFonts w:ascii="Arial" w:cs="Arial" w:eastAsia="Arial" w:hAnsi="Arial"/>
+                <w:sz w:val="20"/>
+                <w:szCs w:val="20"/>
+              </w:rPr>
+              <w:br/>
+              <w:t xml:space="preserve"/>
+            </w:r>
+            <w:r>
+              <w:rPr>
+                <w:rFonts w:ascii="Arial" w:cs="Arial" w:eastAsia="Arial" w:hAnsi="Arial"/>
+                <w:sz w:val="20"/>
+                <w:szCs w:val="20"/>
+              </w:rPr>
+              <w:br/>
+              <w:t xml:space="preserve"/>
+            </w:r>
+            <w:r>
+              <w:rPr>
+                <w:rFonts w:ascii="Arial" w:cs="Arial" w:eastAsia="Arial" w:hAnsi="Arial"/>
+                <w:b/>
+                <w:bCs/>
+                <w:i w:val="false"/>
+                <w:iCs w:val="false"/>
+                <w:color w:val="000000"/>
+                <w:sz w:val="20"/>
+                <w:szCs w:val="20"/>
+              </w:rPr>
+              <w:t xml:space="preserve">Vocabulary Preview — </w:t>
+            </w:r>
+            <w:r>
+              <w:rPr>
+                <w:rFonts w:ascii="Arial" w:cs="Arial" w:eastAsia="Arial" w:hAnsi="Arial"/>
+                <w:b w:val="false"/>
+                <w:bCs w:val="false"/>
+                <w:i w:val="false"/>
+                <w:iCs w:val="false"/>
+                <w:color w:val="000000"/>
+                <w:sz w:val="20"/>
+                <w:szCs w:val="20"/>
+              </w:rPr>
+              <w:t xml:space="preserve">terms we'll use today:</w:t>
+            </w:r>
+            <w:r>
+              <w:rPr>
+                <w:rFonts w:ascii="Arial" w:cs="Arial" w:eastAsia="Arial" w:hAnsi="Arial"/>
+                <w:sz w:val="20"/>
+                <w:szCs w:val="20"/>
+              </w:rPr>
+              <w:br/>
+              <w:t xml:space="preserve"/>
+            </w:r>
+            <w:r>
+              <w:rPr>
+                <w:rFonts w:ascii="Arial" w:cs="Arial" w:eastAsia="Arial" w:hAnsi="Arial"/>
+                <w:b w:val="false"/>
+                <w:bCs w:val="false"/>
+                <w:i w:val="false"/>
+                <w:iCs w:val="false"/>
+                <w:color w:val="000000"/>
+                <w:sz w:val="20"/>
+                <w:szCs w:val="20"/>
+              </w:rPr>
+              <w:t xml:space="preserve">    • List methods   •   `.append(x)`   •   `.insert(i, x)`   •   `.remove(x)`   •   `.pop(i)`   •   `.extend(other_list)`</w:t>
+            </w:r>
+            <w:r>
+              <w:rPr>
+                <w:rFonts w:ascii="Arial" w:cs="Arial" w:eastAsia="Arial" w:hAnsi="Arial"/>
+                <w:sz w:val="20"/>
+                <w:szCs w:val="20"/>
+              </w:rPr>
+              <w:br/>
+              <w:t xml:space="preserve"/>
+            </w:r>
+            <w:r>
+              <w:rPr>
+                <w:rFonts w:ascii="Arial" w:cs="Arial" w:eastAsia="Arial" w:hAnsi="Arial"/>
+                <w:sz w:val="20"/>
+                <w:szCs w:val="20"/>
+              </w:rPr>
+              <w:br/>
+              <w:t xml:space="preserve"/>
+            </w:r>
+            <w:r>
+              <w:rPr>
+                <w:rFonts w:ascii="Arial" w:cs="Arial" w:eastAsia="Arial" w:hAnsi="Arial"/>
+                <w:b w:val="false"/>
+                <w:bCs w:val="false"/>
+                <w:i/>
+                <w:iCs/>
+                <w:color w:val="444444"/>
+                <w:sz w:val="20"/>
+                <w:szCs w:val="20"/>
+              </w:rPr>
+              <w:t xml:space="preserve">Today's Goal: By the end of class you will be able to use list methods and iterate through lists with loops.</w:t>
+            </w:r>
+            <w:r>
+              <w:rPr>
+                <w:rFonts w:ascii="Arial" w:cs="Arial" w:eastAsia="Arial" w:hAnsi="Arial"/>
+                <w:sz w:val="20"/>
+                <w:szCs w:val="20"/>
+              </w:rPr>
+              <w:br/>
+              <w:t xml:space="preserve"/>
+            </w:r>
+            <w:r>
+              <w:rPr>
+                <w:rFonts w:ascii="Arial" w:cs="Arial" w:eastAsia="Arial" w:hAnsi="Arial"/>
+                <w:b w:val="false"/>
+                <w:bCs w:val="false"/>
+                <w:i/>
+                <w:iCs/>
+                <w:color w:val="555555"/>
+                <w:sz w:val="20"/>
+                <w:szCs w:val="20"/>
+              </w:rPr>
+              <w:t xml:space="preserve">→ Pair-share your response, then 2–3 students share with the class.</w:t>
             </w:r>
           </w:p>
         </w:tc>
@@ -319,9 +515,9 @@
               <w:right w:val="single" w:color="CCCCCC" w:sz="1"/>
             </w:tcBorders>
             <w:tcMar>
-              <w:top w:type="dxa" w:w="60"/>
+              <w:top w:type="dxa" w:w="80"/>
               <w:left w:type="dxa" w:w="120"/>
-              <w:bottom w:type="dxa" w:w="60"/>
+              <w:bottom w:type="dxa" w:w="80"/>
               <w:right w:type="dxa" w:w="120"/>
             </w:tcMar>
           </w:tcPr>
@@ -348,20 +544,468 @@
               <w:right w:val="single" w:color="CCCCCC" w:sz="1"/>
             </w:tcBorders>
             <w:tcMar>
-              <w:top w:type="dxa" w:w="60"/>
+              <w:top w:type="dxa" w:w="80"/>
               <w:left w:type="dxa" w:w="120"/>
-              <w:bottom w:type="dxa" w:w="60"/>
+              <w:bottom w:type="dxa" w:w="80"/>
               <w:right w:type="dxa" w:w="120"/>
             </w:tcMar>
           </w:tcPr>
           <w:p>
-            <w:r>
-              <w:rPr>
-                <w:rFonts w:ascii="Arial" w:cs="Arial" w:eastAsia="Arial" w:hAnsi="Arial"/>
-                <w:sz w:val="20"/>
-                <w:szCs w:val="20"/>
-              </w:rPr>
-              <w:t xml:space="preserve">Mini Lesson: List Methods &amp; Iteration</w:t>
+            <w:pPr>
+              <w:spacing w:after="80" w:before="80"/>
+            </w:pPr>
+            <w:r>
+              <w:rPr>
+                <w:rFonts w:ascii="Arial" w:cs="Arial" w:eastAsia="Arial" w:hAnsi="Arial"/>
+                <w:b/>
+                <w:bCs/>
+                <w:i w:val="false"/>
+                <w:iCs w:val="false"/>
+                <w:color w:val="000000"/>
+                <w:sz w:val="22"/>
+                <w:szCs w:val="22"/>
+              </w:rPr>
+              <w:t xml:space="preserve">Mini Lesson: </w:t>
+            </w:r>
+            <w:r>
+              <w:rPr>
+                <w:rFonts w:ascii="Arial" w:cs="Arial" w:eastAsia="Arial" w:hAnsi="Arial"/>
+                <w:b w:val="false"/>
+                <w:bCs w:val="false"/>
+                <w:i w:val="false"/>
+                <w:iCs w:val="false"/>
+                <w:color w:val="000000"/>
+                <w:sz w:val="22"/>
+                <w:szCs w:val="22"/>
+              </w:rPr>
+              <w:t xml:space="preserve">List Methods &amp; Iteration</w:t>
+            </w:r>
+            <w:r>
+              <w:rPr>
+                <w:rFonts w:ascii="Arial" w:cs="Arial" w:eastAsia="Arial" w:hAnsi="Arial"/>
+                <w:sz w:val="20"/>
+                <w:szCs w:val="20"/>
+              </w:rPr>
+              <w:br/>
+              <w:t xml:space="preserve"/>
+            </w:r>
+            <w:r>
+              <w:rPr>
+                <w:rFonts w:ascii="Arial" w:cs="Arial" w:eastAsia="Arial" w:hAnsi="Arial"/>
+                <w:sz w:val="20"/>
+                <w:szCs w:val="20"/>
+              </w:rPr>
+              <w:br/>
+              <w:t xml:space="preserve"/>
+            </w:r>
+            <w:r>
+              <w:rPr>
+                <w:rFonts w:ascii="Arial" w:cs="Arial" w:eastAsia="Arial" w:hAnsi="Arial"/>
+                <w:b/>
+                <w:bCs/>
+                <w:i/>
+                <w:iCs/>
+                <w:color w:val="000000"/>
+                <w:sz w:val="20"/>
+                <w:szCs w:val="20"/>
+              </w:rPr>
+              <w:t xml:space="preserve">Learning Target: </w:t>
+            </w:r>
+            <w:r>
+              <w:rPr>
+                <w:rFonts w:ascii="Arial" w:cs="Arial" w:eastAsia="Arial" w:hAnsi="Arial"/>
+                <w:b w:val="false"/>
+                <w:bCs w:val="false"/>
+                <w:i/>
+                <w:iCs/>
+                <w:color w:val="333333"/>
+                <w:sz w:val="20"/>
+                <w:szCs w:val="20"/>
+              </w:rPr>
+              <w:t xml:space="preserve">I can use list methods and iterate through lists with loops.</w:t>
+            </w:r>
+            <w:r>
+              <w:rPr>
+                <w:rFonts w:ascii="Arial" w:cs="Arial" w:eastAsia="Arial" w:hAnsi="Arial"/>
+                <w:sz w:val="20"/>
+                <w:szCs w:val="20"/>
+              </w:rPr>
+              <w:br/>
+              <w:t xml:space="preserve"/>
+            </w:r>
+            <w:r>
+              <w:rPr>
+                <w:rFonts w:ascii="Arial" w:cs="Arial" w:eastAsia="Arial" w:hAnsi="Arial"/>
+                <w:sz w:val="20"/>
+                <w:szCs w:val="20"/>
+              </w:rPr>
+              <w:br/>
+              <w:t xml:space="preserve"/>
+            </w:r>
+            <w:r>
+              <w:rPr>
+                <w:rFonts w:ascii="Arial" w:cs="Arial" w:eastAsia="Arial" w:hAnsi="Arial"/>
+                <w:b w:val="false"/>
+                <w:bCs w:val="false"/>
+                <w:i w:val="false"/>
+                <w:iCs w:val="false"/>
+                <w:color w:val="000000"/>
+                <w:sz w:val="20"/>
+                <w:szCs w:val="20"/>
+              </w:rPr>
+              <w:t xml:space="preserve">List methods are functions that operate on lists. Key methods include:</w:t>
+            </w:r>
+            <w:r>
+              <w:rPr>
+                <w:rFonts w:ascii="Arial" w:cs="Arial" w:eastAsia="Arial" w:hAnsi="Arial"/>
+                <w:sz w:val="20"/>
+                <w:szCs w:val="20"/>
+              </w:rPr>
+              <w:br/>
+              <w:t xml:space="preserve"/>
+            </w:r>
+            <w:r>
+              <w:rPr>
+                <w:rFonts w:ascii="Arial" w:cs="Arial" w:eastAsia="Arial" w:hAnsi="Arial"/>
+                <w:b w:val="false"/>
+                <w:bCs w:val="false"/>
+                <w:i w:val="false"/>
+                <w:iCs w:val="false"/>
+                <w:color w:val="000000"/>
+                <w:sz w:val="20"/>
+                <w:szCs w:val="20"/>
+              </w:rPr>
+              <w:t xml:space="preserve">Iteration is looping through list elements. The for loop is the most Pythonic way to do this.</w:t>
+            </w:r>
+            <w:r>
+              <w:rPr>
+                <w:rFonts w:ascii="Arial" w:cs="Arial" w:eastAsia="Arial" w:hAnsi="Arial"/>
+                <w:sz w:val="20"/>
+                <w:szCs w:val="20"/>
+              </w:rPr>
+              <w:br/>
+              <w:t xml:space="preserve"/>
+            </w:r>
+            <w:r>
+              <w:rPr>
+                <w:rFonts w:ascii="Arial" w:cs="Arial" w:eastAsia="Arial" w:hAnsi="Arial"/>
+                <w:sz w:val="20"/>
+                <w:szCs w:val="20"/>
+              </w:rPr>
+              <w:br/>
+              <w:t xml:space="preserve"/>
+            </w:r>
+            <w:r>
+              <w:rPr>
+                <w:rFonts w:ascii="Arial" w:cs="Arial" w:eastAsia="Arial" w:hAnsi="Arial"/>
+                <w:b/>
+                <w:bCs/>
+                <w:i w:val="false"/>
+                <w:iCs w:val="false"/>
+                <w:color w:val="000000"/>
+                <w:sz w:val="20"/>
+                <w:szCs w:val="20"/>
+              </w:rPr>
+              <w:t xml:space="preserve">Key Concepts:</w:t>
+            </w:r>
+            <w:r>
+              <w:rPr>
+                <w:rFonts w:ascii="Arial" w:cs="Arial" w:eastAsia="Arial" w:hAnsi="Arial"/>
+                <w:sz w:val="20"/>
+                <w:szCs w:val="20"/>
+              </w:rPr>
+              <w:br/>
+              <w:t xml:space="preserve"/>
+            </w:r>
+            <w:r>
+              <w:rPr>
+                <w:rFonts w:ascii="Arial" w:cs="Arial" w:eastAsia="Arial" w:hAnsi="Arial"/>
+                <w:b w:val="false"/>
+                <w:bCs w:val="false"/>
+                <w:i w:val="false"/>
+                <w:iCs w:val="false"/>
+                <w:color w:val="000000"/>
+                <w:sz w:val="20"/>
+                <w:szCs w:val="20"/>
+              </w:rPr>
+              <w:t xml:space="preserve">    • .append(x) - adds x to the end</w:t>
+            </w:r>
+            <w:r>
+              <w:rPr>
+                <w:rFonts w:ascii="Arial" w:cs="Arial" w:eastAsia="Arial" w:hAnsi="Arial"/>
+                <w:sz w:val="20"/>
+                <w:szCs w:val="20"/>
+              </w:rPr>
+              <w:br/>
+              <w:t xml:space="preserve"/>
+            </w:r>
+            <w:r>
+              <w:rPr>
+                <w:rFonts w:ascii="Arial" w:cs="Arial" w:eastAsia="Arial" w:hAnsi="Arial"/>
+                <w:b w:val="false"/>
+                <w:bCs w:val="false"/>
+                <w:i w:val="false"/>
+                <w:iCs w:val="false"/>
+                <w:color w:val="000000"/>
+                <w:sz w:val="20"/>
+                <w:szCs w:val="20"/>
+              </w:rPr>
+              <w:t xml:space="preserve">    • .insert(i, x) - inserts x at index i</w:t>
+            </w:r>
+            <w:r>
+              <w:rPr>
+                <w:rFonts w:ascii="Arial" w:cs="Arial" w:eastAsia="Arial" w:hAnsi="Arial"/>
+                <w:sz w:val="20"/>
+                <w:szCs w:val="20"/>
+              </w:rPr>
+              <w:br/>
+              <w:t xml:space="preserve"/>
+            </w:r>
+            <w:r>
+              <w:rPr>
+                <w:rFonts w:ascii="Arial" w:cs="Arial" w:eastAsia="Arial" w:hAnsi="Arial"/>
+                <w:b w:val="false"/>
+                <w:bCs w:val="false"/>
+                <w:i w:val="false"/>
+                <w:iCs w:val="false"/>
+                <w:color w:val="000000"/>
+                <w:sz w:val="20"/>
+                <w:szCs w:val="20"/>
+              </w:rPr>
+              <w:t xml:space="preserve">    • .remove(x) - removes the first occurrence of x</w:t>
+            </w:r>
+            <w:r>
+              <w:rPr>
+                <w:rFonts w:ascii="Arial" w:cs="Arial" w:eastAsia="Arial" w:hAnsi="Arial"/>
+                <w:sz w:val="20"/>
+                <w:szCs w:val="20"/>
+              </w:rPr>
+              <w:br/>
+              <w:t xml:space="preserve"/>
+            </w:r>
+            <w:r>
+              <w:rPr>
+                <w:rFonts w:ascii="Arial" w:cs="Arial" w:eastAsia="Arial" w:hAnsi="Arial"/>
+                <w:b w:val="false"/>
+                <w:bCs w:val="false"/>
+                <w:i w:val="false"/>
+                <w:iCs w:val="false"/>
+                <w:color w:val="000000"/>
+                <w:sz w:val="20"/>
+                <w:szCs w:val="20"/>
+              </w:rPr>
+              <w:t xml:space="preserve">    • .pop(i) - removes and returns element at index i (defaults to last element)</w:t>
+            </w:r>
+            <w:r>
+              <w:rPr>
+                <w:rFonts w:ascii="Arial" w:cs="Arial" w:eastAsia="Arial" w:hAnsi="Arial"/>
+                <w:sz w:val="20"/>
+                <w:szCs w:val="20"/>
+              </w:rPr>
+              <w:br/>
+              <w:t xml:space="preserve"/>
+            </w:r>
+            <w:r>
+              <w:rPr>
+                <w:rFonts w:ascii="Arial" w:cs="Arial" w:eastAsia="Arial" w:hAnsi="Arial"/>
+                <w:b w:val="false"/>
+                <w:bCs w:val="false"/>
+                <w:i w:val="false"/>
+                <w:iCs w:val="false"/>
+                <w:color w:val="000000"/>
+                <w:sz w:val="20"/>
+                <w:szCs w:val="20"/>
+              </w:rPr>
+              <w:t xml:space="preserve">    • .extend(other_list) - adds all elements from another list</w:t>
+            </w:r>
+            <w:r>
+              <w:rPr>
+                <w:rFonts w:ascii="Arial" w:cs="Arial" w:eastAsia="Arial" w:hAnsi="Arial"/>
+                <w:sz w:val="20"/>
+                <w:szCs w:val="20"/>
+              </w:rPr>
+              <w:br/>
+              <w:t xml:space="preserve"/>
+            </w:r>
+            <w:r>
+              <w:rPr>
+                <w:rFonts w:ascii="Arial" w:cs="Arial" w:eastAsia="Arial" w:hAnsi="Arial"/>
+                <w:b w:val="false"/>
+                <w:bCs w:val="false"/>
+                <w:i w:val="false"/>
+                <w:iCs w:val="false"/>
+                <w:color w:val="000000"/>
+                <w:sz w:val="20"/>
+                <w:szCs w:val="20"/>
+              </w:rPr>
+              <w:t xml:space="preserve">    • .sort() - sorts the list in-place</w:t>
+            </w:r>
+            <w:r>
+              <w:rPr>
+                <w:rFonts w:ascii="Arial" w:cs="Arial" w:eastAsia="Arial" w:hAnsi="Arial"/>
+                <w:sz w:val="20"/>
+                <w:szCs w:val="20"/>
+              </w:rPr>
+              <w:br/>
+              <w:t xml:space="preserve"/>
+            </w:r>
+            <w:r>
+              <w:rPr>
+                <w:rFonts w:ascii="Arial" w:cs="Arial" w:eastAsia="Arial" w:hAnsi="Arial"/>
+                <w:b w:val="false"/>
+                <w:bCs w:val="false"/>
+                <w:i w:val="false"/>
+                <w:iCs w:val="false"/>
+                <w:color w:val="000000"/>
+                <w:sz w:val="20"/>
+                <w:szCs w:val="20"/>
+              </w:rPr>
+              <w:t xml:space="preserve">    • .reverse() - reverses the list in-place</w:t>
+            </w:r>
+            <w:r>
+              <w:rPr>
+                <w:rFonts w:ascii="Arial" w:cs="Arial" w:eastAsia="Arial" w:hAnsi="Arial"/>
+                <w:sz w:val="20"/>
+                <w:szCs w:val="20"/>
+              </w:rPr>
+              <w:br/>
+              <w:t xml:space="preserve"/>
+            </w:r>
+            <w:r>
+              <w:rPr>
+                <w:rFonts w:ascii="Arial" w:cs="Arial" w:eastAsia="Arial" w:hAnsi="Arial"/>
+                <w:b w:val="false"/>
+                <w:bCs w:val="false"/>
+                <w:i w:val="false"/>
+                <w:iCs w:val="false"/>
+                <w:color w:val="000000"/>
+                <w:sz w:val="20"/>
+                <w:szCs w:val="20"/>
+              </w:rPr>
+              <w:t xml:space="preserve">    • .index(x) - returns the index of first x</w:t>
+            </w:r>
+            <w:r>
+              <w:rPr>
+                <w:rFonts w:ascii="Arial" w:cs="Arial" w:eastAsia="Arial" w:hAnsi="Arial"/>
+                <w:sz w:val="20"/>
+                <w:szCs w:val="20"/>
+              </w:rPr>
+              <w:br/>
+              <w:t xml:space="preserve"/>
+            </w:r>
+            <w:r>
+              <w:rPr>
+                <w:rFonts w:ascii="Arial" w:cs="Arial" w:eastAsia="Arial" w:hAnsi="Arial"/>
+                <w:sz w:val="20"/>
+                <w:szCs w:val="20"/>
+              </w:rPr>
+              <w:br/>
+              <w:t xml:space="preserve"/>
+            </w:r>
+            <w:r>
+              <w:rPr>
+                <w:rFonts w:ascii="Arial" w:cs="Arial" w:eastAsia="Arial" w:hAnsi="Arial"/>
+                <w:b/>
+                <w:bCs/>
+                <w:i w:val="false"/>
+                <w:iCs w:val="false"/>
+                <w:color w:val="000000"/>
+                <w:sz w:val="20"/>
+                <w:szCs w:val="20"/>
+              </w:rPr>
+              <w:t xml:space="preserve">Vocabulary: </w:t>
+            </w:r>
+            <w:r>
+              <w:rPr>
+                <w:rFonts w:ascii="Arial" w:cs="Arial" w:eastAsia="Arial" w:hAnsi="Arial"/>
+                <w:b w:val="false"/>
+                <w:bCs w:val="false"/>
+                <w:i w:val="false"/>
+                <w:iCs w:val="false"/>
+                <w:color w:val="000000"/>
+                <w:sz w:val="20"/>
+                <w:szCs w:val="20"/>
+              </w:rPr>
+              <w:t xml:space="preserve">List methods, `.append(x)`, `.insert(i, x)`, `.remove(x)`, `.pop(i)`, `.extend(other_list)`</w:t>
+            </w:r>
+            <w:r>
+              <w:rPr>
+                <w:rFonts w:ascii="Arial" w:cs="Arial" w:eastAsia="Arial" w:hAnsi="Arial"/>
+                <w:sz w:val="20"/>
+                <w:szCs w:val="20"/>
+              </w:rPr>
+              <w:br/>
+              <w:t xml:space="preserve"/>
+            </w:r>
+            <w:r>
+              <w:rPr>
+                <w:rFonts w:ascii="Arial" w:cs="Arial" w:eastAsia="Arial" w:hAnsi="Arial"/>
+                <w:sz w:val="20"/>
+                <w:szCs w:val="20"/>
+              </w:rPr>
+              <w:br/>
+              <w:t xml:space="preserve"/>
+            </w:r>
+            <w:r>
+              <w:rPr>
+                <w:rFonts w:ascii="Arial" w:cs="Arial" w:eastAsia="Arial" w:hAnsi="Arial"/>
+                <w:b/>
+                <w:bCs/>
+                <w:i/>
+                <w:iCs/>
+                <w:color w:val="555555"/>
+                <w:sz w:val="20"/>
+                <w:szCs w:val="20"/>
+              </w:rPr>
+              <w:t xml:space="preserve">→ Live Demo — </w:t>
+            </w:r>
+            <w:r>
+              <w:rPr>
+                <w:rFonts w:ascii="Arial" w:cs="Arial" w:eastAsia="Arial" w:hAnsi="Arial"/>
+                <w:b w:val="false"/>
+                <w:bCs w:val="false"/>
+                <w:i/>
+                <w:iCs/>
+                <w:color w:val="555555"/>
+                <w:sz w:val="20"/>
+                <w:szCs w:val="20"/>
+              </w:rPr>
+              <w:t xml:space="preserve">type examples as students follow along in their own editor.</w:t>
+            </w:r>
+            <w:r>
+              <w:rPr>
+                <w:rFonts w:ascii="Arial" w:cs="Arial" w:eastAsia="Arial" w:hAnsi="Arial"/>
+                <w:sz w:val="20"/>
+                <w:szCs w:val="20"/>
+              </w:rPr>
+              <w:br/>
+              <w:t xml:space="preserve"/>
+            </w:r>
+            <w:r>
+              <w:rPr>
+                <w:rFonts w:ascii="Arial" w:cs="Arial" w:eastAsia="Arial" w:hAnsi="Arial"/>
+                <w:b/>
+                <w:bCs/>
+                <w:i/>
+                <w:iCs/>
+                <w:color w:val="555555"/>
+                <w:sz w:val="20"/>
+                <w:szCs w:val="20"/>
+              </w:rPr>
+              <w:t xml:space="preserve">→ Check for Understanding: </w:t>
+            </w:r>
+            <w:r>
+              <w:rPr>
+                <w:rFonts w:ascii="Arial" w:cs="Arial" w:eastAsia="Arial" w:hAnsi="Arial"/>
+                <w:b w:val="false"/>
+                <w:bCs w:val="false"/>
+                <w:i/>
+                <w:iCs/>
+                <w:color w:val="555555"/>
+                <w:sz w:val="20"/>
+                <w:szCs w:val="20"/>
+              </w:rPr>
+              <w:t xml:space="preserve">pause and cold-call: “Can someone explain what we just did in their own words?”</w:t>
             </w:r>
           </w:p>
         </w:tc>
@@ -377,9 +1021,9 @@
               <w:right w:val="single" w:color="CCCCCC" w:sz="1"/>
             </w:tcBorders>
             <w:tcMar>
-              <w:top w:type="dxa" w:w="60"/>
+              <w:top w:type="dxa" w:w="80"/>
               <w:left w:type="dxa" w:w="120"/>
-              <w:bottom w:type="dxa" w:w="60"/>
+              <w:bottom w:type="dxa" w:w="80"/>
               <w:right w:type="dxa" w:w="120"/>
             </w:tcMar>
           </w:tcPr>
@@ -406,20 +1050,90 @@
               <w:right w:val="single" w:color="CCCCCC" w:sz="1"/>
             </w:tcBorders>
             <w:tcMar>
-              <w:top w:type="dxa" w:w="60"/>
+              <w:top w:type="dxa" w:w="80"/>
               <w:left w:type="dxa" w:w="120"/>
-              <w:bottom w:type="dxa" w:w="60"/>
+              <w:bottom w:type="dxa" w:w="80"/>
               <w:right w:type="dxa" w:w="120"/>
             </w:tcMar>
           </w:tcPr>
           <w:p>
-            <w:r>
-              <w:rPr>
-                <w:rFonts w:ascii="Arial" w:cs="Arial" w:eastAsia="Arial" w:hAnsi="Arial"/>
-                <w:sz w:val="20"/>
-                <w:szCs w:val="20"/>
+            <w:pPr>
+              <w:spacing w:after="80" w:before="80"/>
+            </w:pPr>
+            <w:r>
+              <w:rPr>
+                <w:rFonts w:ascii="Arial" w:cs="Arial" w:eastAsia="Arial" w:hAnsi="Arial"/>
+                <w:b/>
+                <w:bCs/>
+                <w:i w:val="false"/>
+                <w:iCs w:val="false"/>
+                <w:color w:val="000000"/>
+                <w:sz w:val="22"/>
+                <w:szCs w:val="22"/>
               </w:rPr>
               <w:t xml:space="preserve">Guided Practice</w:t>
+            </w:r>
+            <w:r>
+              <w:rPr>
+                <w:rFonts w:ascii="Arial" w:cs="Arial" w:eastAsia="Arial" w:hAnsi="Arial"/>
+                <w:sz w:val="20"/>
+                <w:szCs w:val="20"/>
+              </w:rPr>
+              <w:br/>
+              <w:t xml:space="preserve"/>
+            </w:r>
+            <w:r>
+              <w:rPr>
+                <w:rFonts w:ascii="Arial" w:cs="Arial" w:eastAsia="Arial" w:hAnsi="Arial"/>
+                <w:sz w:val="20"/>
+                <w:szCs w:val="20"/>
+              </w:rPr>
+              <w:br/>
+              <w:t xml:space="preserve"/>
+            </w:r>
+            <w:r>
+              <w:rPr>
+                <w:rFonts w:ascii="Arial" w:cs="Arial" w:eastAsia="Arial" w:hAnsi="Arial"/>
+                <w:b w:val="false"/>
+                <w:bCs w:val="false"/>
+                <w:i w:val="false"/>
+                <w:iCs w:val="false"/>
+                <w:color w:val="000000"/>
+                <w:sz w:val="20"/>
+                <w:szCs w:val="20"/>
+              </w:rPr>
+              <w:t xml:space="preserve">Activity: Shopping List Manager</w:t>
+            </w:r>
+            <w:r>
+              <w:rPr>
+                <w:rFonts w:ascii="Arial" w:cs="Arial" w:eastAsia="Arial" w:hAnsi="Arial"/>
+                <w:sz w:val="20"/>
+                <w:szCs w:val="20"/>
+              </w:rPr>
+              <w:br/>
+              <w:t xml:space="preserve"/>
+            </w:r>
+            <w:r>
+              <w:rPr>
+                <w:rFonts w:ascii="Arial" w:cs="Arial" w:eastAsia="Arial" w:hAnsi="Arial"/>
+                <w:sz w:val="20"/>
+                <w:szCs w:val="20"/>
+              </w:rPr>
+              <w:br/>
+              <w:t xml:space="preserve"/>
+            </w:r>
+            <w:r>
+              <w:rPr>
+                <w:rFonts w:ascii="Arial" w:cs="Arial" w:eastAsia="Arial" w:hAnsi="Arial"/>
+                <w:b w:val="false"/>
+                <w:bCs w:val="false"/>
+                <w:i/>
+                <w:iCs/>
+                <w:color w:val="555555"/>
+                <w:sz w:val="20"/>
+                <w:szCs w:val="20"/>
+              </w:rPr>
+              <w:t xml:space="preserve">→ Teacher models — students try alongside, then compare results.</w:t>
             </w:r>
           </w:p>
         </w:tc>
@@ -435,9 +1149,9 @@
               <w:right w:val="single" w:color="CCCCCC" w:sz="1"/>
             </w:tcBorders>
             <w:tcMar>
-              <w:top w:type="dxa" w:w="60"/>
+              <w:top w:type="dxa" w:w="80"/>
               <w:left w:type="dxa" w:w="120"/>
-              <w:bottom w:type="dxa" w:w="60"/>
+              <w:bottom w:type="dxa" w:w="80"/>
               <w:right w:type="dxa" w:w="120"/>
             </w:tcMar>
           </w:tcPr>
@@ -450,7 +1164,7 @@
                 <w:sz w:val="20"/>
                 <w:szCs w:val="20"/>
               </w:rPr>
-              <w:t xml:space="preserve">15-20 min</w:t>
+              <w:t xml:space="preserve">15–20 min</w:t>
             </w:r>
           </w:p>
         </w:tc>
@@ -464,20 +1178,81 @@
               <w:right w:val="single" w:color="CCCCCC" w:sz="1"/>
             </w:tcBorders>
             <w:tcMar>
-              <w:top w:type="dxa" w:w="60"/>
+              <w:top w:type="dxa" w:w="80"/>
               <w:left w:type="dxa" w:w="120"/>
-              <w:bottom w:type="dxa" w:w="60"/>
+              <w:bottom w:type="dxa" w:w="80"/>
               <w:right w:type="dxa" w:w="120"/>
             </w:tcMar>
           </w:tcPr>
           <w:p>
-            <w:r>
-              <w:rPr>
-                <w:rFonts w:ascii="Arial" w:cs="Arial" w:eastAsia="Arial" w:hAnsi="Arial"/>
-                <w:sz w:val="20"/>
-                <w:szCs w:val="20"/>
+            <w:pPr>
+              <w:spacing w:after="80" w:before="80"/>
+            </w:pPr>
+            <w:r>
+              <w:rPr>
+                <w:rFonts w:ascii="Arial" w:cs="Arial" w:eastAsia="Arial" w:hAnsi="Arial"/>
+                <w:b/>
+                <w:bCs/>
+                <w:i w:val="false"/>
+                <w:iCs w:val="false"/>
+                <w:color w:val="000000"/>
+                <w:sz w:val="22"/>
+                <w:szCs w:val="22"/>
               </w:rPr>
               <w:t xml:space="preserve">Independent Practice / Code Along</w:t>
+            </w:r>
+            <w:r>
+              <w:rPr>
+                <w:rFonts w:ascii="Arial" w:cs="Arial" w:eastAsia="Arial" w:hAnsi="Arial"/>
+                <w:sz w:val="20"/>
+                <w:szCs w:val="20"/>
+              </w:rPr>
+              <w:br/>
+              <w:t xml:space="preserve"/>
+            </w:r>
+            <w:r>
+              <w:rPr>
+                <w:rFonts w:ascii="Arial" w:cs="Arial" w:eastAsia="Arial" w:hAnsi="Arial"/>
+                <w:b w:val="false"/>
+                <w:bCs w:val="false"/>
+                <w:i w:val="false"/>
+                <w:iCs w:val="false"/>
+                <w:color w:val="000000"/>
+                <w:sz w:val="20"/>
+                <w:szCs w:val="20"/>
+              </w:rPr>
+              <w:t xml:space="preserve">    Work through problems from the day's exercise set.</w:t>
+            </w:r>
+            <w:r>
+              <w:rPr>
+                <w:rFonts w:ascii="Arial" w:cs="Arial" w:eastAsia="Arial" w:hAnsi="Arial"/>
+                <w:sz w:val="20"/>
+                <w:szCs w:val="20"/>
+              </w:rPr>
+              <w:br/>
+              <w:t xml:space="preserve"/>
+            </w:r>
+            <w:r>
+              <w:rPr>
+                <w:rFonts w:ascii="Arial" w:cs="Arial" w:eastAsia="Arial" w:hAnsi="Arial"/>
+                <w:sz w:val="20"/>
+                <w:szCs w:val="20"/>
+              </w:rPr>
+              <w:br/>
+              <w:t xml:space="preserve"/>
+            </w:r>
+            <w:r>
+              <w:rPr>
+                <w:rFonts w:ascii="Arial" w:cs="Arial" w:eastAsia="Arial" w:hAnsi="Arial"/>
+                <w:b w:val="false"/>
+                <w:bCs w:val="false"/>
+                <w:i/>
+                <w:iCs/>
+                <w:color w:val="555555"/>
+                <w:sz w:val="20"/>
+                <w:szCs w:val="20"/>
+              </w:rPr>
+              <w:t xml:space="preserve">→ Teacher circulates — offer hints, check for understanding.</w:t>
             </w:r>
           </w:p>
         </w:tc>
@@ -493,9 +1268,9 @@
               <w:right w:val="single" w:color="CCCCCC" w:sz="1"/>
             </w:tcBorders>
             <w:tcMar>
-              <w:top w:type="dxa" w:w="60"/>
+              <w:top w:type="dxa" w:w="80"/>
               <w:left w:type="dxa" w:w="120"/>
-              <w:bottom w:type="dxa" w:w="60"/>
+              <w:bottom w:type="dxa" w:w="80"/>
               <w:right w:type="dxa" w:w="120"/>
             </w:tcMar>
           </w:tcPr>
@@ -522,20 +1297,90 @@
               <w:right w:val="single" w:color="CCCCCC" w:sz="1"/>
             </w:tcBorders>
             <w:tcMar>
-              <w:top w:type="dxa" w:w="60"/>
+              <w:top w:type="dxa" w:w="80"/>
               <w:left w:type="dxa" w:w="120"/>
-              <w:bottom w:type="dxa" w:w="60"/>
+              <w:bottom w:type="dxa" w:w="80"/>
               <w:right w:type="dxa" w:w="120"/>
             </w:tcMar>
           </w:tcPr>
           <w:p>
-            <w:r>
-              <w:rPr>
-                <w:rFonts w:ascii="Arial" w:cs="Arial" w:eastAsia="Arial" w:hAnsi="Arial"/>
-                <w:sz w:val="20"/>
-                <w:szCs w:val="20"/>
+            <w:pPr>
+              <w:spacing w:after="80" w:before="80"/>
+            </w:pPr>
+            <w:r>
+              <w:rPr>
+                <w:rFonts w:ascii="Arial" w:cs="Arial" w:eastAsia="Arial" w:hAnsi="Arial"/>
+                <w:b/>
+                <w:bCs/>
+                <w:i w:val="false"/>
+                <w:iCs w:val="false"/>
+                <w:color w:val="000000"/>
+                <w:sz w:val="22"/>
+                <w:szCs w:val="22"/>
               </w:rPr>
               <w:t xml:space="preserve">Exit Ticket / Wrap-Up</w:t>
+            </w:r>
+            <w:r>
+              <w:rPr>
+                <w:rFonts w:ascii="Arial" w:cs="Arial" w:eastAsia="Arial" w:hAnsi="Arial"/>
+                <w:sz w:val="20"/>
+                <w:szCs w:val="20"/>
+              </w:rPr>
+              <w:br/>
+              <w:t xml:space="preserve"/>
+            </w:r>
+            <w:r>
+              <w:rPr>
+                <w:rFonts w:ascii="Arial" w:cs="Arial" w:eastAsia="Arial" w:hAnsi="Arial"/>
+                <w:sz w:val="20"/>
+                <w:szCs w:val="20"/>
+              </w:rPr>
+              <w:br/>
+              <w:t xml:space="preserve"/>
+            </w:r>
+            <w:r>
+              <w:rPr>
+                <w:rFonts w:ascii="Arial" w:cs="Arial" w:eastAsia="Arial" w:hAnsi="Arial"/>
+                <w:b w:val="false"/>
+                <w:bCs w:val="false"/>
+                <w:i w:val="false"/>
+                <w:iCs w:val="false"/>
+                <w:color w:val="000000"/>
+                <w:sz w:val="20"/>
+                <w:szCs w:val="20"/>
+              </w:rPr>
+              <w:t xml:space="preserve">Quick Check: Use list methods and iterate through lists with loops?</w:t>
+            </w:r>
+            <w:r>
+              <w:rPr>
+                <w:rFonts w:ascii="Arial" w:cs="Arial" w:eastAsia="Arial" w:hAnsi="Arial"/>
+                <w:sz w:val="20"/>
+                <w:szCs w:val="20"/>
+              </w:rPr>
+              <w:br/>
+              <w:t xml:space="preserve"/>
+            </w:r>
+            <w:r>
+              <w:rPr>
+                <w:rFonts w:ascii="Arial" w:cs="Arial" w:eastAsia="Arial" w:hAnsi="Arial"/>
+                <w:sz w:val="20"/>
+                <w:szCs w:val="20"/>
+              </w:rPr>
+              <w:br/>
+              <w:t xml:space="preserve"/>
+            </w:r>
+            <w:r>
+              <w:rPr>
+                <w:rFonts w:ascii="Arial" w:cs="Arial" w:eastAsia="Arial" w:hAnsi="Arial"/>
+                <w:b w:val="false"/>
+                <w:bCs w:val="false"/>
+                <w:i/>
+                <w:iCs/>
+                <w:color w:val="555555"/>
+                <w:sz w:val="20"/>
+                <w:szCs w:val="20"/>
+              </w:rPr>
+              <w:t xml:space="preserve">→ 3–2–1: Name 3 things learned, 2 new vocab words, 1 question you still have.</w:t>
             </w:r>
           </w:p>
         </w:tc>
@@ -856,19 +1701,6 @@
                 <w:sz w:val="18"/>
                 <w:szCs w:val="18"/>
               </w:rPr>
-              <w:t xml:space="preserve"># Append and extend</w:t>
-            </w:r>
-          </w:p>
-          <w:p>
-            <w:pPr>
-              <w:spacing w:after="20"/>
-            </w:pPr>
-            <w:r>
-              <w:rPr>
-                <w:rFonts w:ascii="Courier New" w:cs="Courier New" w:eastAsia="Courier New" w:hAnsi="Courier New"/>
-                <w:sz w:val="18"/>
-                <w:szCs w:val="18"/>
-              </w:rPr>
               <w:t xml:space="preserve">fruits = ["apple", "banana"]</w:t>
             </w:r>
           </w:p>
@@ -960,7 +1792,7 @@
                 <w:sz w:val="18"/>
                 <w:szCs w:val="18"/>
               </w:rPr>
-              <w:t xml:space="preserve"># Insert and remove</w:t>
+              <w:t xml:space="preserve"> </w:t>
             </w:r>
           </w:p>
           <w:p>
@@ -1012,7 +1844,7 @@
                 <w:sz w:val="18"/>
                 <w:szCs w:val="18"/>
               </w:rPr>
-              <w:t xml:space="preserve"># Pop</w:t>
+              <w:t xml:space="preserve"> </w:t>
             </w:r>
           </w:p>
           <w:p>
@@ -1064,7 +1896,7 @@
                 <w:sz w:val="18"/>
                 <w:szCs w:val="18"/>
               </w:rPr>
-              <w:t xml:space="preserve"># Count and index</w:t>
+              <w:t xml:space="preserve"> </w:t>
             </w:r>
           </w:p>
           <w:p>
@@ -1129,7 +1961,7 @@
                 <w:sz w:val="18"/>
                 <w:szCs w:val="18"/>
               </w:rPr>
-              <w:t xml:space="preserve"># Sort and reverse</w:t>
+              <w:t xml:space="preserve"> </w:t>
             </w:r>
           </w:p>
           <w:p>
@@ -1233,7 +2065,7 @@
                 <w:sz w:val="18"/>
                 <w:szCs w:val="18"/>
               </w:rPr>
-              <w:t xml:space="preserve"># Iteration</w:t>
+              <w:t xml:space="preserve"> </w:t>
             </w:r>
           </w:p>
           <w:p>
@@ -1285,7 +2117,7 @@
                 <w:sz w:val="18"/>
                 <w:szCs w:val="18"/>
               </w:rPr>
-              <w:t xml:space="preserve"># Iteration with index</w:t>
+              <w:t xml:space="preserve"> </w:t>
             </w:r>
           </w:p>
           <w:p>
@@ -1365,19 +2197,6 @@
                 <w:sz w:val="18"/>
                 <w:szCs w:val="18"/>
               </w:rPr>
-              <w:t xml:space="preserve"># Beginner</w:t>
-            </w:r>
-          </w:p>
-          <w:p>
-            <w:pPr>
-              <w:spacing w:after="20"/>
-            </w:pPr>
-            <w:r>
-              <w:rPr>
-                <w:rFonts w:ascii="Courier New" w:cs="Courier New" w:eastAsia="Courier New" w:hAnsi="Courier New"/>
-                <w:sz w:val="18"/>
-                <w:szCs w:val="18"/>
-              </w:rPr>
               <w:t xml:space="preserve">numbers = [10, 20, 30, 40, 50]</w:t>
             </w:r>
           </w:p>
@@ -1430,7 +2249,7 @@
                 <w:sz w:val="18"/>
                 <w:szCs w:val="18"/>
               </w:rPr>
-              <w:t xml:space="preserve"># Intermediate</w:t>
+              <w:t xml:space="preserve"> </w:t>
             </w:r>
           </w:p>
           <w:p>
@@ -1534,7 +2353,7 @@
                 <w:sz w:val="18"/>
                 <w:szCs w:val="18"/>
               </w:rPr>
-              <w:t xml:space="preserve"># Challenge</w:t>
+              <w:t xml:space="preserve"> </w:t>
             </w:r>
           </w:p>
           <w:p>

--- a/Coding 2 - year/Unit 1 - Data Structures/Daily Lesson Plans/Word/Day 4.docx
+++ b/Coding 2 - year/Unit 1 - Data Structures/Daily Lesson Plans/Word/Day 4.docx
@@ -380,7 +380,7 @@
                 <w:sz w:val="20"/>
                 <w:szCs w:val="20"/>
               </w:rPr>
-              <w:t xml:space="preserve">    What do you already know about how to use list methods and iterate through lists with loops?</w:t>
+              <w:t xml:space="preserve">    Have you ever used list methods before? Where might list methods be useful in a real program?</w:t>
             </w:r>
             <w:r>
               <w:rPr>
@@ -477,7 +477,7 @@
                 <w:sz w:val="20"/>
                 <w:szCs w:val="20"/>
               </w:rPr>
-              <w:t xml:space="preserve">Today's Goal: By the end of class you will be able to use list methods and iterate through lists with loops.</w:t>
+              <w:t xml:space="preserve">Today’s Goal: By the end of class you will be able to use list methods and iterate through lists with loops.</w:t>
             </w:r>
             <w:r>
               <w:rPr>
@@ -1349,7 +1349,7 @@
                 <w:sz w:val="20"/>
                 <w:szCs w:val="20"/>
               </w:rPr>
-              <w:t xml:space="preserve">Quick Check: Use list methods and iterate through lists with loops?</w:t>
+              <w:t xml:space="preserve">Write the key syntax or steps for using list methods. What's one mistake beginners commonly make?</w:t>
             </w:r>
             <w:r>
               <w:rPr>

--- a/Coding 2 - year/Unit 1 - Data Structures/Daily Lesson Plans/Word/Day 4.docx
+++ b/Coding 2 - year/Unit 1 - Data Structures/Daily Lesson Plans/Word/Day 4.docx
@@ -1213,6 +1213,19 @@
             <w:r>
               <w:rPr>
                 <w:rFonts w:ascii="Arial" w:cs="Arial" w:eastAsia="Arial" w:hAnsi="Arial"/>
+                <w:b/>
+                <w:bCs/>
+                <w:i w:val="false"/>
+                <w:iCs w:val="false"/>
+                <w:color w:val="000000"/>
+                <w:sz w:val="20"/>
+                <w:szCs w:val="20"/>
+              </w:rPr>
+              <w:t xml:space="preserve">    Beginner: </w:t>
+            </w:r>
+            <w:r>
+              <w:rPr>
+                <w:rFonts w:ascii="Arial" w:cs="Arial" w:eastAsia="Arial" w:hAnsi="Arial"/>
                 <w:b w:val="false"/>
                 <w:bCs w:val="false"/>
                 <w:i w:val="false"/>
@@ -1221,7 +1234,77 @@
                 <w:sz w:val="20"/>
                 <w:szCs w:val="20"/>
               </w:rPr>
-              <w:t xml:space="preserve">    Work through problems from the day's exercise set.</w:t>
+              <w:t xml:space="preserve">Create a list of 5 numbers. Use .pop() to remove the last number, then print the list.</w:t>
+            </w:r>
+            <w:r>
+              <w:rPr>
+                <w:rFonts w:ascii="Arial" w:cs="Arial" w:eastAsia="Arial" w:hAnsi="Arial"/>
+                <w:sz w:val="20"/>
+                <w:szCs w:val="20"/>
+              </w:rPr>
+              <w:br/>
+              <w:t xml:space="preserve"/>
+            </w:r>
+            <w:r>
+              <w:rPr>
+                <w:rFonts w:ascii="Arial" w:cs="Arial" w:eastAsia="Arial" w:hAnsi="Arial"/>
+                <w:b/>
+                <w:bCs/>
+                <w:i w:val="false"/>
+                <w:iCs w:val="false"/>
+                <w:color w:val="000000"/>
+                <w:sz w:val="20"/>
+                <w:szCs w:val="20"/>
+              </w:rPr>
+              <w:t xml:space="preserve">    Intermediate: </w:t>
+            </w:r>
+            <w:r>
+              <w:rPr>
+                <w:rFonts w:ascii="Arial" w:cs="Arial" w:eastAsia="Arial" w:hAnsi="Arial"/>
+                <w:b w:val="false"/>
+                <w:bCs w:val="false"/>
+                <w:i w:val="false"/>
+                <w:iCs w:val="false"/>
+                <w:color w:val="000000"/>
+                <w:sz w:val="20"/>
+                <w:szCs w:val="20"/>
+              </w:rPr>
+              <w:t xml:space="preserve">Write a function list_summary(lst) that counts how many numbers in the list are greater than 10 and returns that count. Test it with a list…</w:t>
+            </w:r>
+            <w:r>
+              <w:rPr>
+                <w:rFonts w:ascii="Arial" w:cs="Arial" w:eastAsia="Arial" w:hAnsi="Arial"/>
+                <w:sz w:val="20"/>
+                <w:szCs w:val="20"/>
+              </w:rPr>
+              <w:br/>
+              <w:t xml:space="preserve"/>
+            </w:r>
+            <w:r>
+              <w:rPr>
+                <w:rFonts w:ascii="Arial" w:cs="Arial" w:eastAsia="Arial" w:hAnsi="Arial"/>
+                <w:b/>
+                <w:bCs/>
+                <w:i w:val="false"/>
+                <w:iCs w:val="false"/>
+                <w:color w:val="000000"/>
+                <w:sz w:val="20"/>
+                <w:szCs w:val="20"/>
+              </w:rPr>
+              <w:t xml:space="preserve">    Challenge: </w:t>
+            </w:r>
+            <w:r>
+              <w:rPr>
+                <w:rFonts w:ascii="Arial" w:cs="Arial" w:eastAsia="Arial" w:hAnsi="Arial"/>
+                <w:b w:val="false"/>
+                <w:bCs w:val="false"/>
+                <w:i w:val="false"/>
+                <w:iCs w:val="false"/>
+                <w:color w:val="000000"/>
+                <w:sz w:val="20"/>
+                <w:szCs w:val="20"/>
+              </w:rPr>
+              <w:t xml:space="preserve">Write a function remove_duplicates(lst) that removes all duplicate values from a list while preserving order. For example, [1, 2, 2, 3, 1, 4…</w:t>
             </w:r>
             <w:r>
               <w:rPr>
@@ -2569,6 +2652,94 @@
       <w:pPr>
         <w:spacing w:after="160"/>
       </w:pPr>
+    </w:p>
+    <w:p>
+      <w:pPr>
+        <w:pBdr>
+          <w:bottom w:val="single" w:color="1B7A4A" w:sz="4" w:space="4"/>
+        </w:pBdr>
+        <w:spacing w:after="100" w:before="120"/>
+      </w:pPr>
+      <w:r>
+        <w:rPr>
+          <w:rFonts w:ascii="Arial" w:cs="Arial" w:eastAsia="Arial" w:hAnsi="Arial"/>
+          <w:b/>
+          <w:bCs/>
+          <w:color w:val="1B7A4A"/>
+          <w:sz w:val="24"/>
+          <w:szCs w:val="24"/>
+        </w:rPr>
+        <w:t xml:space="preserve">Practice Problems</w:t>
+      </w:r>
+    </w:p>
+    <w:p>
+      <w:pPr>
+        <w:spacing w:after="80"/>
+      </w:pPr>
+      <w:r>
+        <w:rPr>
+          <w:rFonts w:ascii="Arial" w:cs="Arial" w:eastAsia="Arial" w:hAnsi="Arial"/>
+          <w:b/>
+          <w:bCs/>
+          <w:sz w:val="20"/>
+          <w:szCs w:val="20"/>
+        </w:rPr>
+        <w:t xml:space="preserve">Problem 1: </w:t>
+      </w:r>
+      <w:r>
+        <w:rPr>
+          <w:rFonts w:ascii="Arial" w:cs="Arial" w:eastAsia="Arial" w:hAnsi="Arial"/>
+          <w:sz w:val="20"/>
+          <w:szCs w:val="20"/>
+        </w:rPr>
+        <w:t xml:space="preserve">Beginner:  Create a list of 5 numbers. Use .pop() to remove the last number, then print the list.</w:t>
+      </w:r>
+    </w:p>
+    <w:p>
+      <w:pPr>
+        <w:spacing w:after="80"/>
+      </w:pPr>
+      <w:r>
+        <w:rPr>
+          <w:rFonts w:ascii="Arial" w:cs="Arial" w:eastAsia="Arial" w:hAnsi="Arial"/>
+          <w:b/>
+          <w:bCs/>
+          <w:sz w:val="20"/>
+          <w:szCs w:val="20"/>
+        </w:rPr>
+        <w:t xml:space="preserve">Problem 2: </w:t>
+      </w:r>
+      <w:r>
+        <w:rPr>
+          <w:rFonts w:ascii="Arial" w:cs="Arial" w:eastAsia="Arial" w:hAnsi="Arial"/>
+          <w:sz w:val="20"/>
+          <w:szCs w:val="20"/>
+        </w:rPr>
+        <w:t xml:space="preserve">Intermediate:  Write a function list_summary(lst) that counts how many numbers in the list are greater than 10 and returns that count. Test it with a list of at least 6 numbers.</w:t>
+      </w:r>
+    </w:p>
+    <w:p>
+      <w:pPr>
+        <w:spacing w:after="80"/>
+      </w:pPr>
+      <w:r>
+        <w:rPr>
+          <w:rFonts w:ascii="Arial" w:cs="Arial" w:eastAsia="Arial" w:hAnsi="Arial"/>
+          <w:b/>
+          <w:bCs/>
+          <w:sz w:val="20"/>
+          <w:szCs w:val="20"/>
+        </w:rPr>
+        <w:t xml:space="preserve">Problem 3: </w:t>
+      </w:r>
+      <w:r>
+        <w:rPr>
+          <w:rFonts w:ascii="Arial" w:cs="Arial" w:eastAsia="Arial" w:hAnsi="Arial"/>
+          <w:sz w:val="20"/>
+          <w:szCs w:val="20"/>
+        </w:rPr>
+        <w:t xml:space="preserve">Challenge:  Write a function remove_duplicates(lst) that removes all duplicate values from a list while preserving order. For example, [1, 2, 2, 3, 1, 4] becomes [1, 2, 3, 4].</w:t>
+      </w:r>
     </w:p>
     <w:p>
       <w:pPr>
